--- a/examples/Доверенность.docx
+++ b/examples/Доверенность.docx
@@ -176,7 +176,7 @@
         <w:rPr>
           <w:highlight w:val="yellow"/>
         </w:rPr>
-        <w:t xml:space="preserve">Петров_П_П.ФИО.Полные.Винительный </w:t>
+        <w:t xml:space="preserve">Представитель.ФИО.Полные.Винительный </w:t>
       </w:r>
       <w:r>
         <w:rPr/>
@@ -186,7 +186,7 @@
         <w:rPr>
           <w:highlight w:val="yellow"/>
         </w:rPr>
-        <w:t>Петров_П_П.Документ_Удостоверяющий_Личность.Наименование.Именительный</w:t>
+        <w:t>Представитель.Документ_Удостоверяющий_Личность.Наименование.Именительный</w:t>
       </w:r>
       <w:r>
         <w:rPr/>
@@ -196,7 +196,7 @@
         <w:rPr>
           <w:highlight w:val="yellow"/>
         </w:rPr>
-        <w:t>Петров_П_П.Документ_Удостоверяющий_Личность.Идентификационные_Данные</w:t>
+        <w:t>Представитель.Документ_Удостоверяющий_Личность.Идентификационные_Данные</w:t>
       </w:r>
       <w:r>
         <w:rPr/>
@@ -206,7 +206,7 @@
         <w:rPr>
           <w:highlight w:val="yellow"/>
         </w:rPr>
-        <w:t>Петров_П_П.Документ_Удостоверяющий_Личность.Выдача.Дата.Числовой</w:t>
+        <w:t>Представитель.Документ_Удостоверяющий_Личность.Выдача.Дата.Числовой</w:t>
       </w:r>
       <w:r>
         <w:rPr/>
